--- a/output/internal-pilot-packet-2026-05-28/FluencyTracr_Pilot_Decision_Memo.docx
+++ b/output/internal-pilot-packet-2026-05-28/FluencyTracr_Pilot_Decision_Memo.docx
@@ -474,7 +474,7 @@
           <w:rFonts w:ascii="Arial" w:hAnsi="Arial"/>
           <w:sz w:val="20"/>
         </w:rPr>
-        <w:t>• **Motif tier:** A plain-language bucket that separates raw activity from stronger workflow, verification, or source-coverage evidence.</w:t>
+        <w:t>• **AI work pattern tier:** A plain-language bucket that separates raw AI activity from stronger workflow, verification, or source-coverage evidence.</w:t>
       </w:r>
     </w:p>
     <w:p>
